--- a/docx/ประวัติผู้จัดทำปริญญานิพนธ์.docx
+++ b/docx/ประวัติผู้จัดทำปริญญานิพนธ์.docx
@@ -1,6 +1,6 @@
 
 <file path=word/document.xml><?xml version="1.0" encoding="utf-8"?>
-<w:document xmlns:wpc="http://schemas.microsoft.com/office/word/2010/wordprocessingCanvas" xmlns:cx="http://schemas.microsoft.com/office/drawing/2014/chartex" xmlns:cx1="http://schemas.microsoft.com/office/drawing/2015/9/8/chartex" xmlns:cx2="http://schemas.microsoft.com/office/drawing/2015/10/21/chartex" xmlns:cx3="http://schemas.microsoft.com/office/drawing/2016/5/9/chartex" xmlns:cx4="http://schemas.microsoft.com/office/drawing/2016/5/10/chartex" xmlns:cx5="http://schemas.microsoft.com/office/drawing/2016/5/11/chartex" xmlns:cx6="http://schemas.microsoft.com/office/drawing/2016/5/12/chartex" xmlns:cx7="http://schemas.microsoft.com/office/drawing/2016/5/13/chartex" xmlns:cx8="http://schemas.microsoft.com/office/drawing/2016/5/14/chartex" xmlns:mc="http://schemas.openxmlformats.org/markup-compatibility/2006" xmlns:aink="http://schemas.microsoft.com/office/drawing/2016/ink" xmlns:am3d="http://schemas.microsoft.com/office/drawing/2017/model3d" xmlns:o="urn:schemas-microsoft-com:office:office" xmlns:r="http://schemas.openxmlformats.org/officeDocument/2006/relationships" xmlns:m="http://schemas.openxmlformats.org/officeDocument/2006/math" xmlns:v="urn:schemas-microsoft-com:vml" xmlns:wp14="http://schemas.microsoft.com/office/word/2010/wordprocessingDrawing" xmlns:wp="http://schemas.openxmlformats.org/drawingml/2006/wordprocessingDrawing" xmlns:w10="urn:schemas-microsoft-com:office:word" xmlns:w="http://schemas.openxmlformats.org/wordprocessingml/2006/main" xmlns:w14="http://schemas.microsoft.com/office/word/2010/wordml" xmlns:w15="http://schemas.microsoft.com/office/word/2012/wordml" xmlns:w16cid="http://schemas.microsoft.com/office/word/2016/wordml/cid" xmlns:w16se="http://schemas.microsoft.com/office/word/2015/wordml/symex" xmlns:wpg="http://schemas.microsoft.com/office/word/2010/wordprocessingGroup" xmlns:wpi="http://schemas.microsoft.com/office/word/2010/wordprocessingInk" xmlns:wne="http://schemas.microsoft.com/office/word/2006/wordml" xmlns:wps="http://schemas.microsoft.com/office/word/2010/wordprocessingShape" mc:Ignorable="w14 w15 w16se w16cid wp14">
+<w:document xmlns:wpc="http://schemas.microsoft.com/office/word/2010/wordprocessingCanvas" xmlns:cx="http://schemas.microsoft.com/office/drawing/2014/chartex" xmlns:cx1="http://schemas.microsoft.com/office/drawing/2015/9/8/chartex" xmlns:cx2="http://schemas.microsoft.com/office/drawing/2015/10/21/chartex" xmlns:cx3="http://schemas.microsoft.com/office/drawing/2016/5/9/chartex" xmlns:cx4="http://schemas.microsoft.com/office/drawing/2016/5/10/chartex" xmlns:cx5="http://schemas.microsoft.com/office/drawing/2016/5/11/chartex" xmlns:cx6="http://schemas.microsoft.com/office/drawing/2016/5/12/chartex" xmlns:cx7="http://schemas.microsoft.com/office/drawing/2016/5/13/chartex" xmlns:cx8="http://schemas.microsoft.com/office/drawing/2016/5/14/chartex" xmlns:mc="http://schemas.openxmlformats.org/markup-compatibility/2006" xmlns:aink="http://schemas.microsoft.com/office/drawing/2016/ink" xmlns:am3d="http://schemas.microsoft.com/office/drawing/2017/model3d" xmlns:o="urn:schemas-microsoft-com:office:office" xmlns:r="http://schemas.openxmlformats.org/officeDocument/2006/relationships" xmlns:m="http://schemas.openxmlformats.org/officeDocument/2006/math" xmlns:v="urn:schemas-microsoft-com:vml" xmlns:wp14="http://schemas.microsoft.com/office/word/2010/wordprocessingDrawing" xmlns:wp="http://schemas.openxmlformats.org/drawingml/2006/wordprocessingDrawing" xmlns:w10="urn:schemas-microsoft-com:office:word" xmlns:w="http://schemas.openxmlformats.org/wordprocessingml/2006/main" xmlns:w14="http://schemas.microsoft.com/office/word/2010/wordml" xmlns:w15="http://schemas.microsoft.com/office/word/2012/wordml" xmlns:w16cex="http://schemas.microsoft.com/office/word/2018/wordml/cex" xmlns:w16cid="http://schemas.microsoft.com/office/word/2016/wordml/cid" xmlns:w16="http://schemas.microsoft.com/office/word/2018/wordml" xmlns:w16sdtdh="http://schemas.microsoft.com/office/word/2020/wordml/sdtdatahash" xmlns:w16se="http://schemas.microsoft.com/office/word/2015/wordml/symex" xmlns:wpg="http://schemas.microsoft.com/office/word/2010/wordprocessingGroup" xmlns:wpi="http://schemas.microsoft.com/office/word/2010/wordprocessingInk" xmlns:wne="http://schemas.microsoft.com/office/word/2006/wordml" xmlns:wps="http://schemas.microsoft.com/office/word/2010/wordprocessingShape" mc:Ignorable="w14 w15 w16se w16cid w16 w16cex w16sdtdh wp14">
   <w:body>
     <w:p>
       <w:pPr>
@@ -124,7 +124,21 @@
           <w:rFonts w:hint="cs"/>
           <w:cs/>
         </w:rPr>
-        <w:t>นายสมชาย  สบายดี</w:t>
+        <w:t>นาย</w:t>
+      </w:r>
+      <w:r>
+        <w:rPr>
+          <w:rFonts w:hint="cs"/>
+          <w:cs/>
+        </w:rPr>
+        <w:t>กรกมล  ศรีอ่อน</w:t>
+      </w:r>
+      <w:r>
+        <w:rPr>
+          <w:rFonts w:hint="cs"/>
+          <w:cs/>
+        </w:rPr>
+        <w:t xml:space="preserve"> </w:t>
       </w:r>
     </w:p>
     <w:p>
@@ -203,7 +217,6 @@
     <w:p>
       <w:pPr>
         <w:rPr>
-          <w:rFonts w:hint="cs"/>
           <w:cs/>
         </w:rPr>
       </w:pPr>
@@ -317,9 +330,6 @@
       <w:pPr>
         <w:ind w:left="2160" w:hanging="2160"/>
         <w:jc w:val="thaiDistribute"/>
-        <w:rPr>
-          <w:rFonts w:hint="cs"/>
-        </w:rPr>
       </w:pPr>
       <w:r>
         <w:rPr>
@@ -341,27 +351,47 @@
           <w:rFonts w:hint="cs"/>
           <w:cs/>
         </w:rPr>
-        <w:t>ระดับมัธยมปลาย (ม.</w:t>
-      </w:r>
-      <w:r>
-        <w:t>6</w:t>
-      </w:r>
-      <w:r>
-        <w:rPr>
-          <w:rFonts w:hint="cs"/>
-          <w:cs/>
-        </w:rPr>
-        <w:t xml:space="preserve">)  โรงเรียนสตรีทุ่งสง  อำเภอทุ่งสง จังหวัดนครศรีธรรมราช  ปีที่สำเร็จการศึกษา พ.ศ. </w:t>
+        <w:t>ระดับประกาศนียบัตรวิชาชีพ (</w:t>
+      </w:r>
+      <w:proofErr w:type="spellStart"/>
+      <w:r>
+        <w:rPr>
+          <w:rFonts w:hint="cs"/>
+          <w:cs/>
+        </w:rPr>
+        <w:t>ปวช</w:t>
+      </w:r>
+      <w:proofErr w:type="spellEnd"/>
+      <w:r>
+        <w:rPr>
+          <w:rFonts w:hint="cs"/>
+          <w:cs/>
+        </w:rPr>
+        <w:t>)  วิทยาลัยอาชีวน</w:t>
+      </w:r>
+      <w:proofErr w:type="spellStart"/>
+      <w:r>
+        <w:rPr>
+          <w:rFonts w:hint="cs"/>
+          <w:cs/>
+        </w:rPr>
+        <w:t>คร</w:t>
+      </w:r>
+      <w:proofErr w:type="spellEnd"/>
+      <w:r>
+        <w:rPr>
+          <w:rFonts w:hint="cs"/>
+          <w:cs/>
+        </w:rPr>
+        <w:t xml:space="preserve">ศรีธรรมราช  อำเภอเมือง จังหวัดนครศรีธรรมราช  ปีที่สำเร็จการศึกษา พ.ศ. </w:t>
       </w:r>
       <w:r>
         <w:t>2562</w:t>
       </w:r>
-      <w:bookmarkStart w:id="0" w:name="_GoBack"/>
-      <w:bookmarkEnd w:id="0"/>
-    </w:p>
-    <w:p>
-      <w:pPr>
-        <w:ind w:left="720" w:firstLine="720"/>
+    </w:p>
+    <w:p>
+      <w:pPr>
+        <w:ind w:left="2160"/>
         <w:jc w:val="thaiDistribute"/>
       </w:pPr>
       <w:r>
@@ -369,26 +399,419 @@
           <w:rFonts w:hint="cs"/>
           <w:cs/>
         </w:rPr>
+        <w:t>ระดับประกาศนียบัตรวิชาชีพขั้นสูง (ปวส.)  วิทยาลัยอาชีวน</w:t>
+      </w:r>
+      <w:proofErr w:type="spellStart"/>
+      <w:r>
+        <w:rPr>
+          <w:rFonts w:hint="cs"/>
+          <w:cs/>
+        </w:rPr>
+        <w:t>คร</w:t>
+      </w:r>
+      <w:proofErr w:type="spellEnd"/>
+      <w:r>
+        <w:rPr>
+          <w:rFonts w:hint="cs"/>
+          <w:cs/>
+        </w:rPr>
+        <w:t>ศรีธรรมราช  อำเภอเมือง  จังหวัดนครศรีธรรมราช</w:t>
+      </w:r>
+      <w:r>
+        <w:t xml:space="preserve">  </w:t>
+      </w:r>
+      <w:r>
+        <w:rPr>
+          <w:rFonts w:hint="cs"/>
+          <w:cs/>
+        </w:rPr>
+        <w:t xml:space="preserve">ปีที่สำเร็จการศึกษา พ.ศ. </w:t>
+      </w:r>
+      <w:r>
+        <w:t>2565</w:t>
+      </w:r>
+    </w:p>
+    <w:p/>
+    <w:p/>
+    <w:p/>
+    <w:p/>
+    <w:p>
+      <w:pPr>
+        <w:rPr>
+          <w:rFonts w:hint="cs"/>
+        </w:rPr>
+      </w:pPr>
+    </w:p>
+    <w:p/>
+    <w:p/>
+    <w:p/>
+    <w:p/>
+    <w:p/>
+    <w:p>
+      <w:pPr>
+        <w:jc w:val="center"/>
+        <w:rPr>
+          <w:b/>
+          <w:bCs/>
+          <w:sz w:val="36"/>
+          <w:szCs w:val="36"/>
+        </w:rPr>
+      </w:pPr>
+      <w:r>
+        <w:rPr>
+          <w:rFonts w:hint="cs"/>
+          <w:b/>
+          <w:bCs/>
+          <w:sz w:val="36"/>
+          <w:szCs w:val="36"/>
+          <w:cs/>
+        </w:rPr>
+        <w:lastRenderedPageBreak/>
+        <w:t>ประวัติผู้จัดทำปริญญานิพนธ์</w:t>
+      </w:r>
+    </w:p>
+    <w:p>
+      <w:pPr>
+        <w:jc w:val="right"/>
+      </w:pPr>
+    </w:p>
+    <w:p>
+      <w:pPr>
+        <w:jc w:val="right"/>
+      </w:pPr>
+      <w:r>
+        <w:rPr>
+          <w:noProof/>
+        </w:rPr>
+        <w:drawing>
+          <wp:inline distT="0" distB="0" distL="0" distR="0" wp14:anchorId="46756600" wp14:editId="20D6FAA6">
+            <wp:extent cx="1371600" cy="1371600"/>
+            <wp:effectExtent l="0" t="0" r="0" b="0"/>
+            <wp:docPr id="3" name="Picture 3"/>
+            <wp:cNvGraphicFramePr>
+              <a:graphicFrameLocks xmlns:a="http://schemas.openxmlformats.org/drawingml/2006/main" noChangeAspect="1"/>
+            </wp:cNvGraphicFramePr>
+            <a:graphic xmlns:a="http://schemas.openxmlformats.org/drawingml/2006/main">
+              <a:graphicData uri="http://schemas.openxmlformats.org/drawingml/2006/picture">
+                <pic:pic xmlns:pic="http://schemas.openxmlformats.org/drawingml/2006/picture">
+                  <pic:nvPicPr>
+                    <pic:cNvPr id="1" name="avatar01.jpg"/>
+                    <pic:cNvPicPr/>
+                  </pic:nvPicPr>
+                  <pic:blipFill>
+                    <a:blip r:embed="rId7">
+                      <a:extLst>
+                        <a:ext uri="{28A0092B-C50C-407E-A947-70E740481C1C}">
+                          <a14:useLocalDpi xmlns:a14="http://schemas.microsoft.com/office/drawing/2010/main" val="0"/>
+                        </a:ext>
+                      </a:extLst>
+                    </a:blip>
+                    <a:stretch>
+                      <a:fillRect/>
+                    </a:stretch>
+                  </pic:blipFill>
+                  <pic:spPr>
+                    <a:xfrm>
+                      <a:off x="0" y="0"/>
+                      <a:ext cx="1371600" cy="1371600"/>
+                    </a:xfrm>
+                    <a:prstGeom prst="rect">
+                      <a:avLst/>
+                    </a:prstGeom>
+                  </pic:spPr>
+                </pic:pic>
+              </a:graphicData>
+            </a:graphic>
+          </wp:inline>
+        </w:drawing>
+      </w:r>
+    </w:p>
+    <w:p/>
+    <w:p>
+      <w:r>
+        <w:rPr>
+          <w:rFonts w:hint="cs"/>
+          <w:b/>
+          <w:bCs/>
+          <w:cs/>
+        </w:rPr>
+        <w:t xml:space="preserve">ชื่อ </w:t>
+      </w:r>
+      <w:r>
+        <w:rPr>
+          <w:b/>
+          <w:bCs/>
+        </w:rPr>
+        <w:t xml:space="preserve">– </w:t>
+      </w:r>
+      <w:r>
+        <w:rPr>
+          <w:rFonts w:hint="cs"/>
+          <w:b/>
+          <w:bCs/>
+          <w:cs/>
+        </w:rPr>
+        <w:t>นามสกุล</w:t>
+      </w:r>
+      <w:r>
+        <w:rPr>
+          <w:cs/>
+        </w:rPr>
+        <w:tab/>
+      </w:r>
+      <w:r>
+        <w:rPr>
+          <w:cs/>
+        </w:rPr>
+        <w:tab/>
+      </w:r>
+      <w:r>
+        <w:rPr>
+          <w:rFonts w:hint="cs"/>
+          <w:cs/>
+        </w:rPr>
+        <w:t xml:space="preserve">นายศุภกฤต  บรรจงดัด </w:t>
+      </w:r>
+    </w:p>
+    <w:p>
+      <w:r>
+        <w:rPr>
+          <w:rFonts w:hint="cs"/>
+          <w:b/>
+          <w:bCs/>
+          <w:cs/>
+        </w:rPr>
+        <w:t>สาขาวิชา</w:t>
+      </w:r>
+      <w:r>
+        <w:rPr>
+          <w:cs/>
+        </w:rPr>
+        <w:tab/>
+      </w:r>
+      <w:r>
+        <w:rPr>
+          <w:cs/>
+        </w:rPr>
+        <w:tab/>
+      </w:r>
+      <w:r>
+        <w:rPr>
+          <w:rFonts w:hint="cs"/>
+          <w:cs/>
+        </w:rPr>
+        <w:t>เทคโนโลยีสารสนเทศ</w:t>
+      </w:r>
+    </w:p>
+    <w:p>
+      <w:r>
+        <w:rPr>
+          <w:rFonts w:hint="cs"/>
+          <w:b/>
+          <w:bCs/>
+          <w:cs/>
+        </w:rPr>
+        <w:t>วัน เดือน ปีเกิด</w:t>
+      </w:r>
+      <w:r>
+        <w:rPr>
+          <w:cs/>
+        </w:rPr>
+        <w:tab/>
+      </w:r>
+      <w:r>
+        <w:rPr>
+          <w:cs/>
+        </w:rPr>
+        <w:tab/>
+      </w:r>
+      <w:r>
+        <w:rPr>
+          <w:rFonts w:hint="cs"/>
+          <w:cs/>
+        </w:rPr>
+        <w:t xml:space="preserve">วันที่ </w:t>
+      </w:r>
+      <w:r>
+        <w:t>1</w:t>
+      </w:r>
+      <w:r>
+        <w:rPr>
+          <w:rFonts w:hint="cs"/>
+          <w:cs/>
+        </w:rPr>
+        <w:t>7</w:t>
+      </w:r>
+      <w:r>
         <w:t xml:space="preserve"> </w:t>
       </w:r>
       <w:r>
         <w:rPr>
-          <w:cs/>
-        </w:rPr>
-        <w:tab/>
-      </w:r>
-      <w:r>
-        <w:rPr>
-          <w:rFonts w:hint="cs"/>
-          <w:cs/>
-        </w:rPr>
-        <w:t>ระดับประกาศนียบัตรวิชาชีพขั้นสูง (ปวส.)</w:t>
-      </w:r>
-      <w:r>
-        <w:rPr>
-          <w:rFonts w:hint="cs"/>
-          <w:cs/>
-        </w:rPr>
+          <w:rFonts w:hint="cs"/>
+          <w:cs/>
+        </w:rPr>
+        <w:t xml:space="preserve">พฤษภาคม  </w:t>
+      </w:r>
+      <w:r>
+        <w:t>2545</w:t>
+      </w:r>
+    </w:p>
+    <w:p>
+      <w:pPr>
+        <w:rPr>
+          <w:cs/>
+        </w:rPr>
+      </w:pPr>
+      <w:r>
+        <w:rPr>
+          <w:rFonts w:hint="cs"/>
+          <w:b/>
+          <w:bCs/>
+          <w:cs/>
+        </w:rPr>
+        <w:t>สถานที่เกิด</w:t>
+      </w:r>
+      <w:r>
+        <w:rPr>
+          <w:cs/>
+        </w:rPr>
+        <w:tab/>
+      </w:r>
+      <w:r>
+        <w:rPr>
+          <w:cs/>
+        </w:rPr>
+        <w:tab/>
+      </w:r>
+      <w:r>
+        <w:rPr>
+          <w:rFonts w:hint="cs"/>
+          <w:cs/>
+        </w:rPr>
+        <w:t>อำเภอหัวไทร  จังหวัดนครศรีธรรมราช</w:t>
+      </w:r>
+    </w:p>
+    <w:p>
+      <w:r>
+        <w:rPr>
+          <w:rFonts w:hint="cs"/>
+          <w:b/>
+          <w:bCs/>
+          <w:cs/>
+        </w:rPr>
+        <w:t>ที่อยู่ปัจจุบัน</w:t>
+      </w:r>
+      <w:r>
+        <w:rPr>
+          <w:cs/>
+        </w:rPr>
+        <w:tab/>
+      </w:r>
+      <w:r>
+        <w:rPr>
+          <w:cs/>
+        </w:rPr>
+        <w:tab/>
+      </w:r>
+      <w:r>
+        <w:rPr>
+          <w:rFonts w:hint="cs"/>
+          <w:cs/>
+        </w:rPr>
+        <w:t xml:space="preserve">55  หมู่ 5  ตำบลบ้านราม  อำเภอหัวไทร จังหวัดนครศรีธรรมราช  </w:t>
+      </w:r>
+      <w:r>
+        <w:t>80110</w:t>
+      </w:r>
+    </w:p>
+    <w:p>
+      <w:pPr>
+        <w:ind w:left="2160" w:hanging="2160"/>
+        <w:jc w:val="thaiDistribute"/>
+      </w:pPr>
+      <w:r>
+        <w:rPr>
+          <w:rFonts w:hint="cs"/>
+          <w:b/>
+          <w:bCs/>
+          <w:cs/>
+        </w:rPr>
+        <w:t>ประวัติการศึกษา</w:t>
+      </w:r>
+      <w:r>
+        <w:rPr>
+          <w:cs/>
+        </w:rPr>
+        <w:tab/>
+      </w:r>
+      <w:r>
+        <w:rPr>
+          <w:rFonts w:hint="cs"/>
+          <w:cs/>
+        </w:rPr>
+        <w:t>ระดับประกาศนียบัตรวิชาชีพ (</w:t>
+      </w:r>
+      <w:proofErr w:type="spellStart"/>
+      <w:r>
+        <w:rPr>
+          <w:rFonts w:hint="cs"/>
+          <w:cs/>
+        </w:rPr>
+        <w:t>ปวช</w:t>
+      </w:r>
+      <w:proofErr w:type="spellEnd"/>
+      <w:r>
+        <w:rPr>
+          <w:rFonts w:hint="cs"/>
+          <w:cs/>
+        </w:rPr>
+        <w:t xml:space="preserve">)  วิทยาลัยการอาชีพหัวไทร  อำเภอหัวไทร จังหวัดนครศรีธรรมราช  ปีที่สำเร็จการศึกษา พ.ศ. </w:t>
+      </w:r>
+      <w:r>
+        <w:t>2562</w:t>
+      </w:r>
+    </w:p>
+    <w:p>
+      <w:pPr>
+        <w:ind w:left="2160"/>
+        <w:jc w:val="thaiDistribute"/>
+      </w:pPr>
+      <w:r>
+        <w:rPr>
+          <w:rFonts w:hint="cs"/>
+          <w:cs/>
+        </w:rPr>
+        <w:t>ระดับประกาศนียบัตรวิชาชีพขั้นสูง (ปวส.)  วิทยาลัยเทคนิคนครศรีธรรมราช</w:t>
+      </w:r>
+      <w:r>
+        <w:rPr>
+          <w:rFonts w:hint="cs"/>
+          <w:cs/>
+        </w:rPr>
+        <w:t xml:space="preserve"> </w:t>
+      </w:r>
+      <w:r>
+        <w:rPr>
+          <w:rFonts w:hint="cs"/>
+          <w:cs/>
+        </w:rPr>
+        <w:t xml:space="preserve"> อำเภอเมือง</w:t>
+      </w:r>
+      <w:r>
+        <w:rPr>
+          <w:rFonts w:hint="cs"/>
+          <w:cs/>
+        </w:rPr>
+        <w:t xml:space="preserve"> </w:t>
+      </w:r>
+      <w:r>
+        <w:rPr>
+          <w:rFonts w:hint="cs"/>
+          <w:cs/>
+        </w:rPr>
+        <w:t xml:space="preserve"> จังหวัดนครศรีธรรมราช</w:t>
+      </w:r>
+      <w:r>
         <w:t xml:space="preserve">  </w:t>
       </w:r>
       <w:r>
@@ -396,78 +819,23 @@
           <w:rFonts w:hint="cs"/>
           <w:cs/>
         </w:rPr>
-        <w:t>วิทยาลัยเทคนิค</w:t>
-      </w:r>
-      <w:r>
-        <w:rPr>
-          <w:rFonts w:hint="cs"/>
-          <w:cs/>
-        </w:rPr>
-        <w:t>ทุ่งสง  อำเภอ</w:t>
-      </w:r>
-      <w:r>
-        <w:rPr>
-          <w:cs/>
-        </w:rPr>
-        <w:br/>
-      </w:r>
-      <w:r>
-        <w:rPr>
-          <w:rFonts w:hint="cs"/>
-          <w:cs/>
-        </w:rPr>
-        <w:t xml:space="preserve"> </w:t>
-      </w:r>
-      <w:r>
-        <w:rPr>
-          <w:cs/>
-        </w:rPr>
-        <w:tab/>
-      </w:r>
-      <w:r>
-        <w:rPr>
-          <w:cs/>
-        </w:rPr>
-        <w:tab/>
-      </w:r>
-      <w:r>
-        <w:rPr>
-          <w:rFonts w:hint="cs"/>
-          <w:cs/>
-        </w:rPr>
-        <w:t>ทุ่งสง จังหวัดนครศรีธรรมราช</w:t>
-      </w:r>
-      <w:r>
-        <w:t xml:space="preserve"> </w:t>
-      </w:r>
-      <w:r>
-        <w:t xml:space="preserve"> </w:t>
-      </w:r>
-      <w:r>
-        <w:rPr>
-          <w:rFonts w:hint="cs"/>
-          <w:cs/>
-        </w:rPr>
         <w:t xml:space="preserve">ปีที่สำเร็จการศึกษา พ.ศ. </w:t>
       </w:r>
       <w:r>
-        <w:t>256</w:t>
-      </w:r>
-      <w:r>
-        <w:t>5</w:t>
-      </w:r>
-    </w:p>
-    <w:p>
-      <w:pPr>
-        <w:rPr>
-          <w:rFonts w:hint="cs"/>
-        </w:rPr>
-      </w:pPr>
-    </w:p>
-    <w:p>
-      <w:pPr>
-        <w:rPr>
-          <w:rFonts w:hint="cs"/>
+        <w:t>2565</w:t>
+      </w:r>
+    </w:p>
+    <w:p/>
+    <w:p>
+      <w:pPr>
+        <w:rPr>
+          <w:cs/>
+        </w:rPr>
+      </w:pPr>
+    </w:p>
+    <w:p>
+      <w:pPr>
+        <w:rPr>
           <w:cs/>
         </w:rPr>
       </w:pPr>
@@ -485,7 +853,7 @@
 </file>
 
 <file path=word/endnotes.xml><?xml version="1.0" encoding="utf-8"?>
-<w:endnotes xmlns:wpc="http://schemas.microsoft.com/office/word/2010/wordprocessingCanvas" xmlns:cx="http://schemas.microsoft.com/office/drawing/2014/chartex" xmlns:cx1="http://schemas.microsoft.com/office/drawing/2015/9/8/chartex" xmlns:cx2="http://schemas.microsoft.com/office/drawing/2015/10/21/chartex" xmlns:cx3="http://schemas.microsoft.com/office/drawing/2016/5/9/chartex" xmlns:cx4="http://schemas.microsoft.com/office/drawing/2016/5/10/chartex" xmlns:cx5="http://schemas.microsoft.com/office/drawing/2016/5/11/chartex" xmlns:cx6="http://schemas.microsoft.com/office/drawing/2016/5/12/chartex" xmlns:cx7="http://schemas.microsoft.com/office/drawing/2016/5/13/chartex" xmlns:cx8="http://schemas.microsoft.com/office/drawing/2016/5/14/chartex" xmlns:mc="http://schemas.openxmlformats.org/markup-compatibility/2006" xmlns:aink="http://schemas.microsoft.com/office/drawing/2016/ink" xmlns:am3d="http://schemas.microsoft.com/office/drawing/2017/model3d" xmlns:o="urn:schemas-microsoft-com:office:office" xmlns:r="http://schemas.openxmlformats.org/officeDocument/2006/relationships" xmlns:m="http://schemas.openxmlformats.org/officeDocument/2006/math" xmlns:v="urn:schemas-microsoft-com:vml" xmlns:wp14="http://schemas.microsoft.com/office/word/2010/wordprocessingDrawing" xmlns:wp="http://schemas.openxmlformats.org/drawingml/2006/wordprocessingDrawing" xmlns:w10="urn:schemas-microsoft-com:office:word" xmlns:w="http://schemas.openxmlformats.org/wordprocessingml/2006/main" xmlns:w14="http://schemas.microsoft.com/office/word/2010/wordml" xmlns:w15="http://schemas.microsoft.com/office/word/2012/wordml" xmlns:w16cid="http://schemas.microsoft.com/office/word/2016/wordml/cid" xmlns:w16se="http://schemas.microsoft.com/office/word/2015/wordml/symex" xmlns:wpg="http://schemas.microsoft.com/office/word/2010/wordprocessingGroup" xmlns:wpi="http://schemas.microsoft.com/office/word/2010/wordprocessingInk" xmlns:wne="http://schemas.microsoft.com/office/word/2006/wordml" xmlns:wps="http://schemas.microsoft.com/office/word/2010/wordprocessingShape" mc:Ignorable="w14 w15 w16se w16cid wp14">
+<w:endnotes xmlns:wpc="http://schemas.microsoft.com/office/word/2010/wordprocessingCanvas" xmlns:cx="http://schemas.microsoft.com/office/drawing/2014/chartex" xmlns:cx1="http://schemas.microsoft.com/office/drawing/2015/9/8/chartex" xmlns:cx2="http://schemas.microsoft.com/office/drawing/2015/10/21/chartex" xmlns:cx3="http://schemas.microsoft.com/office/drawing/2016/5/9/chartex" xmlns:cx4="http://schemas.microsoft.com/office/drawing/2016/5/10/chartex" xmlns:cx5="http://schemas.microsoft.com/office/drawing/2016/5/11/chartex" xmlns:cx6="http://schemas.microsoft.com/office/drawing/2016/5/12/chartex" xmlns:cx7="http://schemas.microsoft.com/office/drawing/2016/5/13/chartex" xmlns:cx8="http://schemas.microsoft.com/office/drawing/2016/5/14/chartex" xmlns:mc="http://schemas.openxmlformats.org/markup-compatibility/2006" xmlns:aink="http://schemas.microsoft.com/office/drawing/2016/ink" xmlns:am3d="http://schemas.microsoft.com/office/drawing/2017/model3d" xmlns:o="urn:schemas-microsoft-com:office:office" xmlns:r="http://schemas.openxmlformats.org/officeDocument/2006/relationships" xmlns:m="http://schemas.openxmlformats.org/officeDocument/2006/math" xmlns:v="urn:schemas-microsoft-com:vml" xmlns:wp14="http://schemas.microsoft.com/office/word/2010/wordprocessingDrawing" xmlns:wp="http://schemas.openxmlformats.org/drawingml/2006/wordprocessingDrawing" xmlns:w10="urn:schemas-microsoft-com:office:word" xmlns:w="http://schemas.openxmlformats.org/wordprocessingml/2006/main" xmlns:w14="http://schemas.microsoft.com/office/word/2010/wordml" xmlns:w15="http://schemas.microsoft.com/office/word/2012/wordml" xmlns:w16cex="http://schemas.microsoft.com/office/word/2018/wordml/cex" xmlns:w16cid="http://schemas.microsoft.com/office/word/2016/wordml/cid" xmlns:w16="http://schemas.microsoft.com/office/word/2018/wordml" xmlns:w16sdtdh="http://schemas.microsoft.com/office/word/2020/wordml/sdtdatahash" xmlns:w16se="http://schemas.microsoft.com/office/word/2015/wordml/symex" xmlns:wpg="http://schemas.microsoft.com/office/word/2010/wordprocessingGroup" xmlns:wpi="http://schemas.microsoft.com/office/word/2010/wordprocessingInk" xmlns:wne="http://schemas.microsoft.com/office/word/2006/wordml" xmlns:wps="http://schemas.microsoft.com/office/word/2010/wordprocessingShape" mc:Ignorable="w14 w15 w16se w16cid w16 w16cex w16sdtdh wp14">
   <w:endnote w:type="separator" w:id="-1">
     <w:p>
       <w:pPr>
@@ -510,7 +878,7 @@
 </file>
 
 <file path=word/footnotes.xml><?xml version="1.0" encoding="utf-8"?>
-<w:footnotes xmlns:wpc="http://schemas.microsoft.com/office/word/2010/wordprocessingCanvas" xmlns:cx="http://schemas.microsoft.com/office/drawing/2014/chartex" xmlns:cx1="http://schemas.microsoft.com/office/drawing/2015/9/8/chartex" xmlns:cx2="http://schemas.microsoft.com/office/drawing/2015/10/21/chartex" xmlns:cx3="http://schemas.microsoft.com/office/drawing/2016/5/9/chartex" xmlns:cx4="http://schemas.microsoft.com/office/drawing/2016/5/10/chartex" xmlns:cx5="http://schemas.microsoft.com/office/drawing/2016/5/11/chartex" xmlns:cx6="http://schemas.microsoft.com/office/drawing/2016/5/12/chartex" xmlns:cx7="http://schemas.microsoft.com/office/drawing/2016/5/13/chartex" xmlns:cx8="http://schemas.microsoft.com/office/drawing/2016/5/14/chartex" xmlns:mc="http://schemas.openxmlformats.org/markup-compatibility/2006" xmlns:aink="http://schemas.microsoft.com/office/drawing/2016/ink" xmlns:am3d="http://schemas.microsoft.com/office/drawing/2017/model3d" xmlns:o="urn:schemas-microsoft-com:office:office" xmlns:r="http://schemas.openxmlformats.org/officeDocument/2006/relationships" xmlns:m="http://schemas.openxmlformats.org/officeDocument/2006/math" xmlns:v="urn:schemas-microsoft-com:vml" xmlns:wp14="http://schemas.microsoft.com/office/word/2010/wordprocessingDrawing" xmlns:wp="http://schemas.openxmlformats.org/drawingml/2006/wordprocessingDrawing" xmlns:w10="urn:schemas-microsoft-com:office:word" xmlns:w="http://schemas.openxmlformats.org/wordprocessingml/2006/main" xmlns:w14="http://schemas.microsoft.com/office/word/2010/wordml" xmlns:w15="http://schemas.microsoft.com/office/word/2012/wordml" xmlns:w16cid="http://schemas.microsoft.com/office/word/2016/wordml/cid" xmlns:w16se="http://schemas.microsoft.com/office/word/2015/wordml/symex" xmlns:wpg="http://schemas.microsoft.com/office/word/2010/wordprocessingGroup" xmlns:wpi="http://schemas.microsoft.com/office/word/2010/wordprocessingInk" xmlns:wne="http://schemas.microsoft.com/office/word/2006/wordml" xmlns:wps="http://schemas.microsoft.com/office/word/2010/wordprocessingShape" mc:Ignorable="w14 w15 w16se w16cid wp14">
+<w:footnotes xmlns:wpc="http://schemas.microsoft.com/office/word/2010/wordprocessingCanvas" xmlns:cx="http://schemas.microsoft.com/office/drawing/2014/chartex" xmlns:cx1="http://schemas.microsoft.com/office/drawing/2015/9/8/chartex" xmlns:cx2="http://schemas.microsoft.com/office/drawing/2015/10/21/chartex" xmlns:cx3="http://schemas.microsoft.com/office/drawing/2016/5/9/chartex" xmlns:cx4="http://schemas.microsoft.com/office/drawing/2016/5/10/chartex" xmlns:cx5="http://schemas.microsoft.com/office/drawing/2016/5/11/chartex" xmlns:cx6="http://schemas.microsoft.com/office/drawing/2016/5/12/chartex" xmlns:cx7="http://schemas.microsoft.com/office/drawing/2016/5/13/chartex" xmlns:cx8="http://schemas.microsoft.com/office/drawing/2016/5/14/chartex" xmlns:mc="http://schemas.openxmlformats.org/markup-compatibility/2006" xmlns:aink="http://schemas.microsoft.com/office/drawing/2016/ink" xmlns:am3d="http://schemas.microsoft.com/office/drawing/2017/model3d" xmlns:o="urn:schemas-microsoft-com:office:office" xmlns:r="http://schemas.openxmlformats.org/officeDocument/2006/relationships" xmlns:m="http://schemas.openxmlformats.org/officeDocument/2006/math" xmlns:v="urn:schemas-microsoft-com:vml" xmlns:wp14="http://schemas.microsoft.com/office/word/2010/wordprocessingDrawing" xmlns:wp="http://schemas.openxmlformats.org/drawingml/2006/wordprocessingDrawing" xmlns:w10="urn:schemas-microsoft-com:office:word" xmlns:w="http://schemas.openxmlformats.org/wordprocessingml/2006/main" xmlns:w14="http://schemas.microsoft.com/office/word/2010/wordml" xmlns:w15="http://schemas.microsoft.com/office/word/2012/wordml" xmlns:w16cex="http://schemas.microsoft.com/office/word/2018/wordml/cex" xmlns:w16cid="http://schemas.microsoft.com/office/word/2016/wordml/cid" xmlns:w16="http://schemas.microsoft.com/office/word/2018/wordml" xmlns:w16sdtdh="http://schemas.microsoft.com/office/word/2020/wordml/sdtdatahash" xmlns:w16se="http://schemas.microsoft.com/office/word/2015/wordml/symex" xmlns:wpg="http://schemas.microsoft.com/office/word/2010/wordprocessingGroup" xmlns:wpi="http://schemas.microsoft.com/office/word/2010/wordprocessingInk" xmlns:wne="http://schemas.microsoft.com/office/word/2006/wordml" xmlns:wps="http://schemas.microsoft.com/office/word/2010/wordprocessingShape" mc:Ignorable="w14 w15 w16se w16cid w16 w16cex w16sdtdh wp14">
   <w:footnote w:type="separator" w:id="-1">
     <w:p>
       <w:pPr>
@@ -535,7 +903,7 @@
 </file>
 
 <file path=word/header1.xml><?xml version="1.0" encoding="utf-8"?>
-<w:hdr xmlns:wpc="http://schemas.microsoft.com/office/word/2010/wordprocessingCanvas" xmlns:cx="http://schemas.microsoft.com/office/drawing/2014/chartex" xmlns:cx1="http://schemas.microsoft.com/office/drawing/2015/9/8/chartex" xmlns:cx2="http://schemas.microsoft.com/office/drawing/2015/10/21/chartex" xmlns:cx3="http://schemas.microsoft.com/office/drawing/2016/5/9/chartex" xmlns:cx4="http://schemas.microsoft.com/office/drawing/2016/5/10/chartex" xmlns:cx5="http://schemas.microsoft.com/office/drawing/2016/5/11/chartex" xmlns:cx6="http://schemas.microsoft.com/office/drawing/2016/5/12/chartex" xmlns:cx7="http://schemas.microsoft.com/office/drawing/2016/5/13/chartex" xmlns:cx8="http://schemas.microsoft.com/office/drawing/2016/5/14/chartex" xmlns:mc="http://schemas.openxmlformats.org/markup-compatibility/2006" xmlns:aink="http://schemas.microsoft.com/office/drawing/2016/ink" xmlns:am3d="http://schemas.microsoft.com/office/drawing/2017/model3d" xmlns:o="urn:schemas-microsoft-com:office:office" xmlns:r="http://schemas.openxmlformats.org/officeDocument/2006/relationships" xmlns:m="http://schemas.openxmlformats.org/officeDocument/2006/math" xmlns:v="urn:schemas-microsoft-com:vml" xmlns:wp14="http://schemas.microsoft.com/office/word/2010/wordprocessingDrawing" xmlns:wp="http://schemas.openxmlformats.org/drawingml/2006/wordprocessingDrawing" xmlns:w10="urn:schemas-microsoft-com:office:word" xmlns:w="http://schemas.openxmlformats.org/wordprocessingml/2006/main" xmlns:w14="http://schemas.microsoft.com/office/word/2010/wordml" xmlns:w15="http://schemas.microsoft.com/office/word/2012/wordml" xmlns:w16cid="http://schemas.microsoft.com/office/word/2016/wordml/cid" xmlns:w16se="http://schemas.microsoft.com/office/word/2015/wordml/symex" xmlns:wpg="http://schemas.microsoft.com/office/word/2010/wordprocessingGroup" xmlns:wpi="http://schemas.microsoft.com/office/word/2010/wordprocessingInk" xmlns:wne="http://schemas.microsoft.com/office/word/2006/wordml" xmlns:wps="http://schemas.microsoft.com/office/word/2010/wordprocessingShape" mc:Ignorable="w14 w15 w16se w16cid wp14">
+<w:hdr xmlns:wpc="http://schemas.microsoft.com/office/word/2010/wordprocessingCanvas" xmlns:cx="http://schemas.microsoft.com/office/drawing/2014/chartex" xmlns:cx1="http://schemas.microsoft.com/office/drawing/2015/9/8/chartex" xmlns:cx2="http://schemas.microsoft.com/office/drawing/2015/10/21/chartex" xmlns:cx3="http://schemas.microsoft.com/office/drawing/2016/5/9/chartex" xmlns:cx4="http://schemas.microsoft.com/office/drawing/2016/5/10/chartex" xmlns:cx5="http://schemas.microsoft.com/office/drawing/2016/5/11/chartex" xmlns:cx6="http://schemas.microsoft.com/office/drawing/2016/5/12/chartex" xmlns:cx7="http://schemas.microsoft.com/office/drawing/2016/5/13/chartex" xmlns:cx8="http://schemas.microsoft.com/office/drawing/2016/5/14/chartex" xmlns:mc="http://schemas.openxmlformats.org/markup-compatibility/2006" xmlns:aink="http://schemas.microsoft.com/office/drawing/2016/ink" xmlns:am3d="http://schemas.microsoft.com/office/drawing/2017/model3d" xmlns:o="urn:schemas-microsoft-com:office:office" xmlns:r="http://schemas.openxmlformats.org/officeDocument/2006/relationships" xmlns:m="http://schemas.openxmlformats.org/officeDocument/2006/math" xmlns:v="urn:schemas-microsoft-com:vml" xmlns:wp14="http://schemas.microsoft.com/office/word/2010/wordprocessingDrawing" xmlns:wp="http://schemas.openxmlformats.org/drawingml/2006/wordprocessingDrawing" xmlns:w10="urn:schemas-microsoft-com:office:word" xmlns:w="http://schemas.openxmlformats.org/wordprocessingml/2006/main" xmlns:w14="http://schemas.microsoft.com/office/word/2010/wordml" xmlns:w15="http://schemas.microsoft.com/office/word/2012/wordml" xmlns:w16cex="http://schemas.microsoft.com/office/word/2018/wordml/cex" xmlns:w16cid="http://schemas.microsoft.com/office/word/2016/wordml/cid" xmlns:w16="http://schemas.microsoft.com/office/word/2018/wordml" xmlns:w16sdtdh="http://schemas.microsoft.com/office/word/2020/wordml/sdtdatahash" xmlns:w16se="http://schemas.microsoft.com/office/word/2015/wordml/symex" xmlns:wpg="http://schemas.microsoft.com/office/word/2010/wordprocessingGroup" xmlns:wpi="http://schemas.microsoft.com/office/word/2010/wordprocessingInk" xmlns:wne="http://schemas.microsoft.com/office/word/2006/wordml" xmlns:wps="http://schemas.microsoft.com/office/word/2010/wordprocessingShape" mc:Ignorable="w14 w15 w16se w16cid w16 w16cex w16sdtdh wp14">
   <w:sdt>
     <w:sdtPr>
       <w:id w:val="613950141"/>
@@ -588,7 +956,7 @@
 </file>
 
 <file path=word/styles.xml><?xml version="1.0" encoding="utf-8"?>
-<w:styles xmlns:mc="http://schemas.openxmlformats.org/markup-compatibility/2006" xmlns:r="http://schemas.openxmlformats.org/officeDocument/2006/relationships" xmlns:w="http://schemas.openxmlformats.org/wordprocessingml/2006/main" xmlns:w14="http://schemas.microsoft.com/office/word/2010/wordml" xmlns:w15="http://schemas.microsoft.com/office/word/2012/wordml" xmlns:w16cid="http://schemas.microsoft.com/office/word/2016/wordml/cid" xmlns:w16se="http://schemas.microsoft.com/office/word/2015/wordml/symex" mc:Ignorable="w14 w15 w16se w16cid">
+<w:styles xmlns:mc="http://schemas.openxmlformats.org/markup-compatibility/2006" xmlns:r="http://schemas.openxmlformats.org/officeDocument/2006/relationships" xmlns:w="http://schemas.openxmlformats.org/wordprocessingml/2006/main" xmlns:w14="http://schemas.microsoft.com/office/word/2010/wordml" xmlns:w15="http://schemas.microsoft.com/office/word/2012/wordml" xmlns:w16cex="http://schemas.microsoft.com/office/word/2018/wordml/cex" xmlns:w16cid="http://schemas.microsoft.com/office/word/2016/wordml/cid" xmlns:w16="http://schemas.microsoft.com/office/word/2018/wordml" xmlns:w16sdtdh="http://schemas.microsoft.com/office/word/2020/wordml/sdtdatahash" xmlns:w16se="http://schemas.microsoft.com/office/word/2015/wordml/symex" mc:Ignorable="w14 w15 w16se w16cid w16 w16cex w16sdtdh">
   <w:docDefaults>
     <w:rPrDefault>
       <w:rPr>
@@ -604,7 +972,7 @@
       </w:pPr>
     </w:pPrDefault>
   </w:docDefaults>
-  <w:latentStyles w:defLockedState="0" w:defUIPriority="99" w:defSemiHidden="0" w:defUnhideWhenUsed="0" w:defQFormat="0" w:count="375">
+  <w:latentStyles w:defLockedState="0" w:defUIPriority="99" w:defSemiHidden="0" w:defUnhideWhenUsed="0" w:defQFormat="0" w:count="376">
     <w:lsdException w:name="Normal" w:uiPriority="0" w:qFormat="1"/>
     <w:lsdException w:name="heading 1" w:uiPriority="9" w:qFormat="1"/>
     <w:lsdException w:name="heading 2" w:semiHidden="1" w:uiPriority="9" w:unhideWhenUsed="1" w:qFormat="1"/>
@@ -980,11 +1348,12 @@
     <w:lsdException w:name="Smart Hyperlink" w:semiHidden="1" w:unhideWhenUsed="1"/>
     <w:lsdException w:name="Hashtag" w:semiHidden="1" w:unhideWhenUsed="1"/>
     <w:lsdException w:name="Unresolved Mention" w:semiHidden="1" w:unhideWhenUsed="1"/>
+    <w:lsdException w:name="Smart Link" w:semiHidden="1" w:unhideWhenUsed="1"/>
   </w:latentStyles>
   <w:style w:type="paragraph" w:default="1" w:styleId="Normal">
     <w:name w:val="Normal"/>
     <w:qFormat/>
-    <w:rsid w:val="005A5DFB"/>
+    <w:rsid w:val="00FE1BCD"/>
     <w:pPr>
       <w:spacing w:after="0"/>
     </w:pPr>

--- a/docx/ประวัติผู้จัดทำปริญญานิพนธ์.docx
+++ b/docx/ประวัติผู้จัดทำปริญญานิพนธ์.docx
@@ -38,7 +38,7 @@
           <w:noProof/>
         </w:rPr>
         <w:drawing>
-          <wp:inline distT="0" distB="0" distL="0" distR="0" wp14:anchorId="1CCD03A1" wp14:editId="6FC579B5">
+          <wp:inline distT="0" distB="0" distL="0" distR="0" wp14:anchorId="1CCD03A1" wp14:editId="33FE6989">
             <wp:extent cx="1371600" cy="1371600"/>
             <wp:effectExtent l="0" t="0" r="0" b="0"/>
             <wp:docPr id="1" name="Picture 1"/>
@@ -282,7 +282,23 @@
           <w:rFonts w:hint="cs"/>
           <w:cs/>
         </w:rPr>
-        <w:t xml:space="preserve">หมู่บ้านโดมทองการ์เด้น  ตำบลปากแพรก  อำเภอทุ่งสง  </w:t>
+        <w:t>หมู่บ้านโดมทองการ์เด</w:t>
+      </w:r>
+      <w:proofErr w:type="spellStart"/>
+      <w:r>
+        <w:rPr>
+          <w:rFonts w:hint="cs"/>
+          <w:cs/>
+        </w:rPr>
+        <w:t>้น</w:t>
+      </w:r>
+      <w:proofErr w:type="spellEnd"/>
+      <w:r>
+        <w:rPr>
+          <w:rFonts w:hint="cs"/>
+          <w:cs/>
+        </w:rPr>
+        <w:t xml:space="preserve">  ตำบลปากแพรก  อำเภอทุ่งสง  </w:t>
       </w:r>
       <w:r>
         <w:rPr>
@@ -430,23 +446,17 @@
       <w:r>
         <w:t>2565</w:t>
       </w:r>
-    </w:p>
-    <w:p/>
-    <w:p/>
-    <w:p/>
-    <w:p/>
-    <w:p>
-      <w:pPr>
-        <w:rPr>
-          <w:rFonts w:hint="cs"/>
-        </w:rPr>
-      </w:pPr>
     </w:p>
     <w:p/>
     <w:p/>
     <w:p/>
     <w:p/>
     <w:p/>
+    <w:p/>
+    <w:p/>
+    <w:p/>
+    <w:p/>
+    <w:p/>
     <w:p>
       <w:pPr>
         <w:jc w:val="center"/>
@@ -474,6 +484,74 @@
       <w:pPr>
         <w:jc w:val="right"/>
       </w:pPr>
+      <w:r>
+        <w:rPr>
+          <w:noProof/>
+          <w:cs/>
+        </w:rPr>
+        <w:drawing>
+          <wp:anchor distT="0" distB="0" distL="114300" distR="114300" simplePos="0" relativeHeight="251658240" behindDoc="0" locked="0" layoutInCell="1" allowOverlap="1" wp14:anchorId="5C6F786B" wp14:editId="209C1857">
+            <wp:simplePos x="0" y="0"/>
+            <wp:positionH relativeFrom="margin">
+              <wp:align>right</wp:align>
+            </wp:positionH>
+            <wp:positionV relativeFrom="paragraph">
+              <wp:posOffset>60325</wp:posOffset>
+            </wp:positionV>
+            <wp:extent cx="1434010" cy="1790700"/>
+            <wp:effectExtent l="0" t="0" r="0" b="0"/>
+            <wp:wrapNone/>
+            <wp:docPr id="2" name="Picture 2"/>
+            <wp:cNvGraphicFramePr>
+              <a:graphicFrameLocks xmlns:a="http://schemas.openxmlformats.org/drawingml/2006/main" noChangeAspect="1"/>
+            </wp:cNvGraphicFramePr>
+            <a:graphic xmlns:a="http://schemas.openxmlformats.org/drawingml/2006/main">
+              <a:graphicData uri="http://schemas.openxmlformats.org/drawingml/2006/picture">
+                <pic:pic xmlns:pic="http://schemas.openxmlformats.org/drawingml/2006/picture">
+                  <pic:nvPicPr>
+                    <pic:cNvPr id="0" name="Picture 1"/>
+                    <pic:cNvPicPr>
+                      <a:picLocks noChangeAspect="1" noChangeArrowheads="1"/>
+                    </pic:cNvPicPr>
+                  </pic:nvPicPr>
+                  <pic:blipFill>
+                    <a:blip r:embed="rId8" cstate="print">
+                      <a:extLst>
+                        <a:ext uri="{28A0092B-C50C-407E-A947-70E740481C1C}">
+                          <a14:useLocalDpi xmlns:a14="http://schemas.microsoft.com/office/drawing/2010/main" val="0"/>
+                        </a:ext>
+                      </a:extLst>
+                    </a:blip>
+                    <a:srcRect/>
+                    <a:stretch>
+                      <a:fillRect/>
+                    </a:stretch>
+                  </pic:blipFill>
+                  <pic:spPr bwMode="auto">
+                    <a:xfrm>
+                      <a:off x="0" y="0"/>
+                      <a:ext cx="1434010" cy="1790700"/>
+                    </a:xfrm>
+                    <a:prstGeom prst="rect">
+                      <a:avLst/>
+                    </a:prstGeom>
+                    <a:noFill/>
+                    <a:ln>
+                      <a:noFill/>
+                    </a:ln>
+                  </pic:spPr>
+                </pic:pic>
+              </a:graphicData>
+            </a:graphic>
+            <wp14:sizeRelH relativeFrom="margin">
+              <wp14:pctWidth>0</wp14:pctWidth>
+            </wp14:sizeRelH>
+            <wp14:sizeRelV relativeFrom="margin">
+              <wp14:pctHeight>0</wp14:pctHeight>
+            </wp14:sizeRelV>
+          </wp:anchor>
+        </w:drawing>
+      </w:r>
     </w:p>
     <w:p>
       <w:pPr>
@@ -841,7 +919,7 @@
       </w:pPr>
     </w:p>
     <w:sectPr>
-      <w:headerReference w:type="default" r:id="rId8"/>
+      <w:headerReference w:type="default" r:id="rId9"/>
       <w:pgSz w:w="11906" w:h="16838"/>
       <w:pgMar w:top="2160" w:right="1440" w:bottom="1440" w:left="2160" w:header="706" w:footer="706" w:gutter="0"/>
       <w:pgNumType w:start="87"/>
